--- a/exercices/db-audit/e-183-ALL-Views.docx
+++ b/exercices/db-audit/e-183-ALL-Views.docx
@@ -1,6 +1,6 @@
 
 <file path=word/document.xml><?xml version="1.0" encoding="utf-8"?>
-<w:document xmlns:wpc="http://schemas.microsoft.com/office/word/2010/wordprocessingCanvas" xmlns:cx="http://schemas.microsoft.com/office/drawing/2014/chartex" xmlns:cx1="http://schemas.microsoft.com/office/drawing/2015/9/8/chartex" xmlns:cx2="http://schemas.microsoft.com/office/drawing/2015/10/21/chartex" xmlns:cx3="http://schemas.microsoft.com/office/drawing/2016/5/9/chartex" xmlns:cx4="http://schemas.microsoft.com/office/drawing/2016/5/10/chartex" xmlns:cx5="http://schemas.microsoft.com/office/drawing/2016/5/11/chartex" xmlns:cx6="http://schemas.microsoft.com/office/drawing/2016/5/12/chartex" xmlns:cx7="http://schemas.microsoft.com/office/drawing/2016/5/13/chartex" xmlns:cx8="http://schemas.microsoft.com/office/drawing/2016/5/14/chartex" xmlns:mc="http://schemas.openxmlformats.org/markup-compatibility/2006" xmlns:aink="http://schemas.microsoft.com/office/drawing/2016/ink" xmlns:am3d="http://schemas.microsoft.com/office/drawing/2017/model3d" xmlns:o="urn:schemas-microsoft-com:office:office" xmlns:oel="http://schemas.microsoft.com/office/2019/extlst" xmlns:r="http://schemas.openxmlformats.org/officeDocument/2006/relationships" xmlns:m="http://schemas.openxmlformats.org/officeDocument/2006/math" xmlns:v="urn:schemas-microsoft-com:vml" xmlns:wp14="http://schemas.microsoft.com/office/word/2010/wordprocessingDrawing" xmlns:wp="http://schemas.openxmlformats.org/drawingml/2006/wordprocessingDrawing" xmlns:w10="urn:schemas-microsoft-com:office:word" xmlns:w="http://schemas.openxmlformats.org/wordprocessingml/2006/main" xmlns:w14="http://schemas.microsoft.com/office/word/2010/wordml" xmlns:w15="http://schemas.microsoft.com/office/word/2012/wordml" xmlns:w16cex="http://schemas.microsoft.com/office/word/2018/wordml/cex" xmlns:w16cid="http://schemas.microsoft.com/office/word/2016/wordml/cid" xmlns:w16="http://schemas.microsoft.com/office/word/2018/wordml" xmlns:w16du="http://schemas.microsoft.com/office/word/2023/wordml/word16du" xmlns:w16sdtdh="http://schemas.microsoft.com/office/word/2020/wordml/sdtdatahash" xmlns:w16sdtfl="http://schemas.microsoft.com/office/word/2024/wordml/sdtformatlock" xmlns:w16se="http://schemas.microsoft.com/office/word/2015/wordml/symex" xmlns:wpg="http://schemas.microsoft.com/office/word/2010/wordprocessingGroup" xmlns:wpi="http://schemas.microsoft.com/office/word/2010/wordprocessingInk" xmlns:wne="http://schemas.microsoft.com/office/word/2006/wordml" xmlns:wps="http://schemas.microsoft.com/office/word/2010/wordprocessingShape" mc:Ignorable="w14 w15 w16se w16cid w16 w16cex w16sdtdh w16sdtfl w16du wp14">
+<w:document xmlns:wpc="http://schemas.microsoft.com/office/word/2010/wordprocessingCanvas" xmlns:cx="http://schemas.microsoft.com/office/drawing/2014/chartex" xmlns:cx1="http://schemas.microsoft.com/office/drawing/2015/9/8/chartex" xmlns:cx2="http://schemas.microsoft.com/office/drawing/2015/10/21/chartex" xmlns:cx3="http://schemas.microsoft.com/office/drawing/2016/5/9/chartex" xmlns:cx4="http://schemas.microsoft.com/office/drawing/2016/5/10/chartex" xmlns:cx5="http://schemas.microsoft.com/office/drawing/2016/5/11/chartex" xmlns:cx6="http://schemas.microsoft.com/office/drawing/2016/5/12/chartex" xmlns:cx7="http://schemas.microsoft.com/office/drawing/2016/5/13/chartex" xmlns:cx8="http://schemas.microsoft.com/office/drawing/2016/5/14/chartex" xmlns:mc="http://schemas.openxmlformats.org/markup-compatibility/2006" xmlns:aink="http://schemas.microsoft.com/office/drawing/2016/ink" xmlns:am3d="http://schemas.microsoft.com/office/drawing/2017/model3d" xmlns:o="urn:schemas-microsoft-com:office:office" xmlns:oel="http://schemas.microsoft.com/office/2019/extlst" xmlns:r="http://schemas.openxmlformats.org/officeDocument/2006/relationships" xmlns:m="http://schemas.openxmlformats.org/officeDocument/2006/math" xmlns:v="urn:schemas-microsoft-com:vml" xmlns:wp14="http://schemas.microsoft.com/office/word/2010/wordprocessingDrawing" xmlns:wp="http://schemas.openxmlformats.org/drawingml/2006/wordprocessingDrawing" xmlns:w10="urn:schemas-microsoft-com:office:word" xmlns:w="http://schemas.openxmlformats.org/wordprocessingml/2006/main" xmlns:w14="http://schemas.microsoft.com/office/word/2010/wordml" xmlns:w15="http://schemas.microsoft.com/office/word/2012/wordml" xmlns:w16cex="http://schemas.microsoft.com/office/word/2018/wordml/cex" xmlns:w16cid="http://schemas.microsoft.com/office/word/2016/wordml/cid" xmlns:w16="http://schemas.microsoft.com/office/word/2018/wordml" xmlns:w16sdtdh="http://schemas.microsoft.com/office/word/2020/wordml/sdtdatahash" xmlns:w16se="http://schemas.microsoft.com/office/word/2015/wordml/symex" xmlns:wpg="http://schemas.microsoft.com/office/word/2010/wordprocessingGroup" xmlns:wpi="http://schemas.microsoft.com/office/word/2010/wordprocessingInk" xmlns:wne="http://schemas.microsoft.com/office/word/2006/wordml" xmlns:wps="http://schemas.microsoft.com/office/word/2010/wordprocessingShape" mc:Ignorable="w14 w15 w16se w16cid w16 w16cex w16sdtdh wp14">
   <w:body>
     <w:p>
       <w:pPr>
@@ -780,8 +780,62 @@
         <w:tabs>
           <w:tab w:val="left" w:leader="dot" w:pos="9072"/>
         </w:tabs>
-      </w:pPr>
-      <w:r>
+        <w:rPr>
+          <w:lang w:val="en-US"/>
+        </w:rPr>
+      </w:pPr>
+      <w:r>
+        <w:rPr>
+          <w:lang w:val="en-US"/>
+        </w:rPr>
+        <w:t xml:space="preserve">SELECT </w:t>
+      </w:r>
+      <w:proofErr w:type="spellStart"/>
+      <w:r>
+        <w:rPr>
+          <w:lang w:val="en-US"/>
+        </w:rPr>
+        <w:t>stuName</w:t>
+      </w:r>
+      <w:proofErr w:type="spellEnd"/>
+      <w:r>
+        <w:rPr>
+          <w:lang w:val="en-US"/>
+        </w:rPr>
+        <w:t xml:space="preserve">, </w:t>
+      </w:r>
+      <w:proofErr w:type="spellStart"/>
+      <w:r>
+        <w:rPr>
+          <w:lang w:val="en-US"/>
+        </w:rPr>
+        <w:t>stuFirstName</w:t>
+      </w:r>
+      <w:proofErr w:type="spellEnd"/>
+      <w:r>
+        <w:rPr>
+          <w:lang w:val="en-US"/>
+        </w:rPr>
+        <w:t xml:space="preserve"> FROM `</w:t>
+      </w:r>
+      <w:proofErr w:type="spellStart"/>
+      <w:r>
+        <w:rPr>
+          <w:lang w:val="en-US"/>
+        </w:rPr>
+        <w:t>t_student</w:t>
+      </w:r>
+      <w:proofErr w:type="spellEnd"/>
+      <w:r>
+        <w:rPr>
+          <w:lang w:val="en-US"/>
+        </w:rPr>
+        <w:t>` WHERE 1</w:t>
+      </w:r>
+      <w:r>
+        <w:rPr>
+          <w:lang w:val="en-US"/>
+        </w:rPr>
         <w:tab/>
       </w:r>
     </w:p>
@@ -811,7 +865,39 @@
         </w:tabs>
       </w:pPr>
       <w:r>
-        <w:tab/>
+        <w:t>On part de « </w:t>
+      </w:r>
+      <w:proofErr w:type="spellStart"/>
+      <w:r>
+        <w:t>t_evaluation</w:t>
+      </w:r>
+      <w:proofErr w:type="spellEnd"/>
+      <w:r>
+        <w:t> </w:t>
+      </w:r>
+      <w:proofErr w:type="gramStart"/>
+      <w:r>
+        <w:t>» ,</w:t>
+      </w:r>
+      <w:proofErr w:type="gramEnd"/>
+      <w:r>
+        <w:t xml:space="preserve"> pour récupérer </w:t>
+      </w:r>
+      <w:proofErr w:type="spellStart"/>
+      <w:r>
+        <w:t>l’id</w:t>
+      </w:r>
+      <w:proofErr w:type="spellEnd"/>
+      <w:r>
+        <w:t xml:space="preserve"> du cours , </w:t>
+      </w:r>
+      <w:proofErr w:type="spellStart"/>
+      <w:r>
+        <w:t>l’id</w:t>
+      </w:r>
+      <w:proofErr w:type="spellEnd"/>
+      <w:r>
+        <w:t xml:space="preserve"> de l’étudiant, et la date de l’évaluation. </w:t>
       </w:r>
     </w:p>
     <w:p>
@@ -819,9 +905,29 @@
         <w:tabs>
           <w:tab w:val="left" w:leader="dot" w:pos="9072"/>
         </w:tabs>
-      </w:pPr>
-      <w:r>
-        <w:tab/>
+        <w:rPr>
+          <w:lang w:val="en-US"/>
+        </w:rPr>
+      </w:pPr>
+      <w:r>
+        <w:rPr>
+          <w:lang w:val="en-US"/>
+        </w:rPr>
+        <w:t>SELECT * FROM `</w:t>
+      </w:r>
+      <w:proofErr w:type="spellStart"/>
+      <w:r>
+        <w:rPr>
+          <w:lang w:val="en-US"/>
+        </w:rPr>
+        <w:t>t_evaluation</w:t>
+      </w:r>
+      <w:proofErr w:type="spellEnd"/>
+      <w:r>
+        <w:rPr>
+          <w:lang w:val="en-US"/>
+        </w:rPr>
+        <w:t>` WHERE 1</w:t>
       </w:r>
     </w:p>
     <w:p>
@@ -829,18 +935,116 @@
         <w:tabs>
           <w:tab w:val="left" w:leader="dot" w:pos="9072"/>
         </w:tabs>
-      </w:pPr>
-      <w:r>
-        <w:tab/>
-      </w:r>
+        <w:rPr>
+          <w:lang w:val="en-US"/>
+        </w:rPr>
+      </w:pPr>
+      <w:r>
+        <w:rPr>
+          <w:lang w:val="en-US"/>
+        </w:rPr>
+        <w:t>SELECT </w:t>
+      </w:r>
+      <w:proofErr w:type="spellStart"/>
+      <w:r>
+        <w:rPr>
+          <w:lang w:val="en-US"/>
+        </w:rPr>
+        <w:t>Orders.OrderID</w:t>
+      </w:r>
+      <w:proofErr w:type="spellEnd"/>
+      <w:r>
+        <w:rPr>
+          <w:lang w:val="en-US"/>
+        </w:rPr>
+        <w:t xml:space="preserve">, </w:t>
+      </w:r>
+      <w:proofErr w:type="spellStart"/>
+      <w:r>
+        <w:rPr>
+          <w:lang w:val="en-US"/>
+        </w:rPr>
+        <w:t>Customers.CustomerName</w:t>
+      </w:r>
+      <w:proofErr w:type="spellEnd"/>
+      <w:r>
+        <w:rPr>
+          <w:lang w:val="en-US"/>
+        </w:rPr>
+        <w:t xml:space="preserve">, </w:t>
+      </w:r>
+      <w:proofErr w:type="spellStart"/>
+      <w:r>
+        <w:rPr>
+          <w:lang w:val="en-US"/>
+        </w:rPr>
+        <w:t>Orders.OrderDate</w:t>
+      </w:r>
+      <w:proofErr w:type="spellEnd"/>
+      <w:r>
+        <w:rPr>
+          <w:lang w:val="en-US"/>
+        </w:rPr>
+        <w:br/>
+        <w:t>FROM Orders</w:t>
+      </w:r>
+      <w:r>
+        <w:rPr>
+          <w:lang w:val="en-US"/>
+        </w:rPr>
+        <w:br/>
+        <w:t>INNER JOIN Customers ON </w:t>
+      </w:r>
+      <w:proofErr w:type="spellStart"/>
+      <w:r>
+        <w:rPr>
+          <w:lang w:val="en-US"/>
+        </w:rPr>
+        <w:t>Orders.CustomerID</w:t>
+      </w:r>
+      <w:proofErr w:type="spellEnd"/>
+      <w:r>
+        <w:rPr>
+          <w:lang w:val="en-US"/>
+        </w:rPr>
+        <w:t>=</w:t>
+      </w:r>
+      <w:proofErr w:type="spellStart"/>
+      <w:r>
+        <w:rPr>
+          <w:lang w:val="en-US"/>
+        </w:rPr>
+        <w:t>Customers.</w:t>
+      </w:r>
+      <w:proofErr w:type="gramStart"/>
+      <w:r>
+        <w:rPr>
+          <w:lang w:val="en-US"/>
+        </w:rPr>
+        <w:t>CustomerID</w:t>
+      </w:r>
+      <w:proofErr w:type="spellEnd"/>
+      <w:r>
+        <w:rPr>
+          <w:lang w:val="en-US"/>
+        </w:rPr>
+        <w:t>;</w:t>
+      </w:r>
+      <w:proofErr w:type="gramEnd"/>
     </w:p>
     <w:p>
       <w:pPr>
         <w:tabs>
           <w:tab w:val="left" w:leader="dot" w:pos="9072"/>
         </w:tabs>
-      </w:pPr>
-      <w:r>
+        <w:rPr>
+          <w:lang w:val="en-US"/>
+        </w:rPr>
+      </w:pPr>
+      <w:r>
+        <w:rPr>
+          <w:lang w:val="en-US"/>
+        </w:rPr>
         <w:tab/>
       </w:r>
     </w:p>
@@ -849,8 +1053,14 @@
         <w:tabs>
           <w:tab w:val="left" w:leader="dot" w:pos="9072"/>
         </w:tabs>
-      </w:pPr>
-      <w:r>
+        <w:rPr>
+          <w:lang w:val="en-US"/>
+        </w:rPr>
+      </w:pPr>
+      <w:r>
+        <w:rPr>
+          <w:lang w:val="en-US"/>
+        </w:rPr>
         <w:tab/>
       </w:r>
     </w:p>
@@ -859,8 +1069,14 @@
         <w:tabs>
           <w:tab w:val="left" w:leader="dot" w:pos="9072"/>
         </w:tabs>
-      </w:pPr>
-      <w:r>
+        <w:rPr>
+          <w:lang w:val="en-US"/>
+        </w:rPr>
+      </w:pPr>
+      <w:r>
+        <w:rPr>
+          <w:lang w:val="en-US"/>
+        </w:rPr>
         <w:tab/>
       </w:r>
     </w:p>
@@ -869,6 +1085,25 @@
         <w:tabs>
           <w:tab w:val="left" w:leader="dot" w:pos="9072"/>
         </w:tabs>
+        <w:rPr>
+          <w:lang w:val="en-US"/>
+        </w:rPr>
+      </w:pPr>
+      <w:r>
+        <w:rPr>
+          <w:lang w:val="en-US"/>
+        </w:rPr>
+        <w:tab/>
+      </w:r>
+    </w:p>
+    <w:p>
+      <w:pPr>
+        <w:tabs>
+          <w:tab w:val="left" w:leader="dot" w:pos="9072"/>
+        </w:tabs>
+        <w:rPr>
+          <w:lang w:val="en-US"/>
+        </w:rPr>
       </w:pPr>
     </w:p>
     <w:p>
@@ -959,6 +1194,7 @@
     </w:p>
     <w:p>
       <w:r>
+        <w:lastRenderedPageBreak/>
         <w:t xml:space="preserve">Modifiez le fichier </w:t>
       </w:r>
       <w:r>
@@ -1011,7 +1247,6 @@
         <w:pStyle w:val="Titre2"/>
       </w:pPr>
       <w:r>
-        <w:lastRenderedPageBreak/>
         <w:t>Les étudiants en difficulté et leurs notes</w:t>
       </w:r>
     </w:p>
@@ -1354,6 +1589,7 @@
         </w:numPr>
       </w:pPr>
       <w:r>
+        <w:lastRenderedPageBreak/>
         <w:t>Utilise</w:t>
       </w:r>
       <w:r>
@@ -1408,7 +1644,7 @@
 </file>
 
 <file path=word/endnotes.xml><?xml version="1.0" encoding="utf-8"?>
-<w:endnotes xmlns:wpc="http://schemas.microsoft.com/office/word/2010/wordprocessingCanvas" xmlns:cx="http://schemas.microsoft.com/office/drawing/2014/chartex" xmlns:cx1="http://schemas.microsoft.com/office/drawing/2015/9/8/chartex" xmlns:cx2="http://schemas.microsoft.com/office/drawing/2015/10/21/chartex" xmlns:cx3="http://schemas.microsoft.com/office/drawing/2016/5/9/chartex" xmlns:cx4="http://schemas.microsoft.com/office/drawing/2016/5/10/chartex" xmlns:cx5="http://schemas.microsoft.com/office/drawing/2016/5/11/chartex" xmlns:cx6="http://schemas.microsoft.com/office/drawing/2016/5/12/chartex" xmlns:cx7="http://schemas.microsoft.com/office/drawing/2016/5/13/chartex" xmlns:cx8="http://schemas.microsoft.com/office/drawing/2016/5/14/chartex" xmlns:mc="http://schemas.openxmlformats.org/markup-compatibility/2006" xmlns:aink="http://schemas.microsoft.com/office/drawing/2016/ink" xmlns:am3d="http://schemas.microsoft.com/office/drawing/2017/model3d" xmlns:o="urn:schemas-microsoft-com:office:office" xmlns:oel="http://schemas.microsoft.com/office/2019/extlst" xmlns:r="http://schemas.openxmlformats.org/officeDocument/2006/relationships" xmlns:m="http://schemas.openxmlformats.org/officeDocument/2006/math" xmlns:v="urn:schemas-microsoft-com:vml" xmlns:wp14="http://schemas.microsoft.com/office/word/2010/wordprocessingDrawing" xmlns:wp="http://schemas.openxmlformats.org/drawingml/2006/wordprocessingDrawing" xmlns:w10="urn:schemas-microsoft-com:office:word" xmlns:w="http://schemas.openxmlformats.org/wordprocessingml/2006/main" xmlns:w14="http://schemas.microsoft.com/office/word/2010/wordml" xmlns:w15="http://schemas.microsoft.com/office/word/2012/wordml" xmlns:w16cex="http://schemas.microsoft.com/office/word/2018/wordml/cex" xmlns:w16cid="http://schemas.microsoft.com/office/word/2016/wordml/cid" xmlns:w16="http://schemas.microsoft.com/office/word/2018/wordml" xmlns:w16du="http://schemas.microsoft.com/office/word/2023/wordml/word16du" xmlns:w16sdtdh="http://schemas.microsoft.com/office/word/2020/wordml/sdtdatahash" xmlns:w16sdtfl="http://schemas.microsoft.com/office/word/2024/wordml/sdtformatlock" xmlns:w16se="http://schemas.microsoft.com/office/word/2015/wordml/symex" xmlns:wpg="http://schemas.microsoft.com/office/word/2010/wordprocessingGroup" xmlns:wpi="http://schemas.microsoft.com/office/word/2010/wordprocessingInk" xmlns:wne="http://schemas.microsoft.com/office/word/2006/wordml" xmlns:wps="http://schemas.microsoft.com/office/word/2010/wordprocessingShape" mc:Ignorable="w14 w15 w16se w16cid w16 w16cex w16sdtdh w16sdtfl w16du wp14">
+<w:endnotes xmlns:wpc="http://schemas.microsoft.com/office/word/2010/wordprocessingCanvas" xmlns:cx="http://schemas.microsoft.com/office/drawing/2014/chartex" xmlns:cx1="http://schemas.microsoft.com/office/drawing/2015/9/8/chartex" xmlns:cx2="http://schemas.microsoft.com/office/drawing/2015/10/21/chartex" xmlns:cx3="http://schemas.microsoft.com/office/drawing/2016/5/9/chartex" xmlns:cx4="http://schemas.microsoft.com/office/drawing/2016/5/10/chartex" xmlns:cx5="http://schemas.microsoft.com/office/drawing/2016/5/11/chartex" xmlns:cx6="http://schemas.microsoft.com/office/drawing/2016/5/12/chartex" xmlns:cx7="http://schemas.microsoft.com/office/drawing/2016/5/13/chartex" xmlns:cx8="http://schemas.microsoft.com/office/drawing/2016/5/14/chartex" xmlns:mc="http://schemas.openxmlformats.org/markup-compatibility/2006" xmlns:aink="http://schemas.microsoft.com/office/drawing/2016/ink" xmlns:am3d="http://schemas.microsoft.com/office/drawing/2017/model3d" xmlns:o="urn:schemas-microsoft-com:office:office" xmlns:oel="http://schemas.microsoft.com/office/2019/extlst" xmlns:r="http://schemas.openxmlformats.org/officeDocument/2006/relationships" xmlns:m="http://schemas.openxmlformats.org/officeDocument/2006/math" xmlns:v="urn:schemas-microsoft-com:vml" xmlns:wp14="http://schemas.microsoft.com/office/word/2010/wordprocessingDrawing" xmlns:wp="http://schemas.openxmlformats.org/drawingml/2006/wordprocessingDrawing" xmlns:w10="urn:schemas-microsoft-com:office:word" xmlns:w="http://schemas.openxmlformats.org/wordprocessingml/2006/main" xmlns:w14="http://schemas.microsoft.com/office/word/2010/wordml" xmlns:w15="http://schemas.microsoft.com/office/word/2012/wordml" xmlns:w16cex="http://schemas.microsoft.com/office/word/2018/wordml/cex" xmlns:w16cid="http://schemas.microsoft.com/office/word/2016/wordml/cid" xmlns:w16="http://schemas.microsoft.com/office/word/2018/wordml" xmlns:w16sdtdh="http://schemas.microsoft.com/office/word/2020/wordml/sdtdatahash" xmlns:w16se="http://schemas.microsoft.com/office/word/2015/wordml/symex" xmlns:wpg="http://schemas.microsoft.com/office/word/2010/wordprocessingGroup" xmlns:wpi="http://schemas.microsoft.com/office/word/2010/wordprocessingInk" xmlns:wne="http://schemas.microsoft.com/office/word/2006/wordml" xmlns:wps="http://schemas.microsoft.com/office/word/2010/wordprocessingShape" mc:Ignorable="w14 w15 w16se w16cid w16 w16cex w16sdtdh wp14">
   <w:endnote w:type="separator" w:id="-1">
     <w:p>
       <w:pPr>
@@ -1433,7 +1669,7 @@
 </file>
 
 <file path=word/footer1.xml><?xml version="1.0" encoding="utf-8"?>
-<w:ftr xmlns:wpc="http://schemas.microsoft.com/office/word/2010/wordprocessingCanvas" xmlns:cx="http://schemas.microsoft.com/office/drawing/2014/chartex" xmlns:cx1="http://schemas.microsoft.com/office/drawing/2015/9/8/chartex" xmlns:cx2="http://schemas.microsoft.com/office/drawing/2015/10/21/chartex" xmlns:cx3="http://schemas.microsoft.com/office/drawing/2016/5/9/chartex" xmlns:cx4="http://schemas.microsoft.com/office/drawing/2016/5/10/chartex" xmlns:cx5="http://schemas.microsoft.com/office/drawing/2016/5/11/chartex" xmlns:cx6="http://schemas.microsoft.com/office/drawing/2016/5/12/chartex" xmlns:cx7="http://schemas.microsoft.com/office/drawing/2016/5/13/chartex" xmlns:cx8="http://schemas.microsoft.com/office/drawing/2016/5/14/chartex" xmlns:mc="http://schemas.openxmlformats.org/markup-compatibility/2006" xmlns:aink="http://schemas.microsoft.com/office/drawing/2016/ink" xmlns:am3d="http://schemas.microsoft.com/office/drawing/2017/model3d" xmlns:o="urn:schemas-microsoft-com:office:office" xmlns:oel="http://schemas.microsoft.com/office/2019/extlst" xmlns:r="http://schemas.openxmlformats.org/officeDocument/2006/relationships" xmlns:m="http://schemas.openxmlformats.org/officeDocument/2006/math" xmlns:v="urn:schemas-microsoft-com:vml" xmlns:wp14="http://schemas.microsoft.com/office/word/2010/wordprocessingDrawing" xmlns:wp="http://schemas.openxmlformats.org/drawingml/2006/wordprocessingDrawing" xmlns:w10="urn:schemas-microsoft-com:office:word" xmlns:w="http://schemas.openxmlformats.org/wordprocessingml/2006/main" xmlns:w14="http://schemas.microsoft.com/office/word/2010/wordml" xmlns:w15="http://schemas.microsoft.com/office/word/2012/wordml" xmlns:w16cex="http://schemas.microsoft.com/office/word/2018/wordml/cex" xmlns:w16cid="http://schemas.microsoft.com/office/word/2016/wordml/cid" xmlns:w16="http://schemas.microsoft.com/office/word/2018/wordml" xmlns:w16du="http://schemas.microsoft.com/office/word/2023/wordml/word16du" xmlns:w16sdtdh="http://schemas.microsoft.com/office/word/2020/wordml/sdtdatahash" xmlns:w16sdtfl="http://schemas.microsoft.com/office/word/2024/wordml/sdtformatlock" xmlns:w16se="http://schemas.microsoft.com/office/word/2015/wordml/symex" xmlns:wpg="http://schemas.microsoft.com/office/word/2010/wordprocessingGroup" xmlns:wpi="http://schemas.microsoft.com/office/word/2010/wordprocessingInk" xmlns:wne="http://schemas.microsoft.com/office/word/2006/wordml" xmlns:wps="http://schemas.microsoft.com/office/word/2010/wordprocessingShape" mc:Ignorable="w14 w15 w16se w16cid w16 w16cex w16sdtdh w16sdtfl w16du wp14">
+<w:ftr xmlns:wpc="http://schemas.microsoft.com/office/word/2010/wordprocessingCanvas" xmlns:cx="http://schemas.microsoft.com/office/drawing/2014/chartex" xmlns:cx1="http://schemas.microsoft.com/office/drawing/2015/9/8/chartex" xmlns:cx2="http://schemas.microsoft.com/office/drawing/2015/10/21/chartex" xmlns:cx3="http://schemas.microsoft.com/office/drawing/2016/5/9/chartex" xmlns:cx4="http://schemas.microsoft.com/office/drawing/2016/5/10/chartex" xmlns:cx5="http://schemas.microsoft.com/office/drawing/2016/5/11/chartex" xmlns:cx6="http://schemas.microsoft.com/office/drawing/2016/5/12/chartex" xmlns:cx7="http://schemas.microsoft.com/office/drawing/2016/5/13/chartex" xmlns:cx8="http://schemas.microsoft.com/office/drawing/2016/5/14/chartex" xmlns:mc="http://schemas.openxmlformats.org/markup-compatibility/2006" xmlns:aink="http://schemas.microsoft.com/office/drawing/2016/ink" xmlns:am3d="http://schemas.microsoft.com/office/drawing/2017/model3d" xmlns:o="urn:schemas-microsoft-com:office:office" xmlns:oel="http://schemas.microsoft.com/office/2019/extlst" xmlns:r="http://schemas.openxmlformats.org/officeDocument/2006/relationships" xmlns:m="http://schemas.openxmlformats.org/officeDocument/2006/math" xmlns:v="urn:schemas-microsoft-com:vml" xmlns:wp14="http://schemas.microsoft.com/office/word/2010/wordprocessingDrawing" xmlns:wp="http://schemas.openxmlformats.org/drawingml/2006/wordprocessingDrawing" xmlns:w10="urn:schemas-microsoft-com:office:word" xmlns:w="http://schemas.openxmlformats.org/wordprocessingml/2006/main" xmlns:w14="http://schemas.microsoft.com/office/word/2010/wordml" xmlns:w15="http://schemas.microsoft.com/office/word/2012/wordml" xmlns:w16cex="http://schemas.microsoft.com/office/word/2018/wordml/cex" xmlns:w16cid="http://schemas.microsoft.com/office/word/2016/wordml/cid" xmlns:w16="http://schemas.microsoft.com/office/word/2018/wordml" xmlns:w16sdtdh="http://schemas.microsoft.com/office/word/2020/wordml/sdtdatahash" xmlns:w16se="http://schemas.microsoft.com/office/word/2015/wordml/symex" xmlns:wpg="http://schemas.microsoft.com/office/word/2010/wordprocessingGroup" xmlns:wpi="http://schemas.microsoft.com/office/word/2010/wordprocessingInk" xmlns:wne="http://schemas.microsoft.com/office/word/2006/wordml" xmlns:wps="http://schemas.microsoft.com/office/word/2010/wordprocessingShape" mc:Ignorable="w14 w15 w16se w16cid w16 w16cex w16sdtdh wp14">
   <w:tbl>
     <w:tblPr>
       <w:tblW w:w="5000" w:type="pct"/>
@@ -1680,7 +1916,7 @@
 </file>
 
 <file path=word/footnotes.xml><?xml version="1.0" encoding="utf-8"?>
-<w:footnotes xmlns:wpc="http://schemas.microsoft.com/office/word/2010/wordprocessingCanvas" xmlns:cx="http://schemas.microsoft.com/office/drawing/2014/chartex" xmlns:cx1="http://schemas.microsoft.com/office/drawing/2015/9/8/chartex" xmlns:cx2="http://schemas.microsoft.com/office/drawing/2015/10/21/chartex" xmlns:cx3="http://schemas.microsoft.com/office/drawing/2016/5/9/chartex" xmlns:cx4="http://schemas.microsoft.com/office/drawing/2016/5/10/chartex" xmlns:cx5="http://schemas.microsoft.com/office/drawing/2016/5/11/chartex" xmlns:cx6="http://schemas.microsoft.com/office/drawing/2016/5/12/chartex" xmlns:cx7="http://schemas.microsoft.com/office/drawing/2016/5/13/chartex" xmlns:cx8="http://schemas.microsoft.com/office/drawing/2016/5/14/chartex" xmlns:mc="http://schemas.openxmlformats.org/markup-compatibility/2006" xmlns:aink="http://schemas.microsoft.com/office/drawing/2016/ink" xmlns:am3d="http://schemas.microsoft.com/office/drawing/2017/model3d" xmlns:o="urn:schemas-microsoft-com:office:office" xmlns:oel="http://schemas.microsoft.com/office/2019/extlst" xmlns:r="http://schemas.openxmlformats.org/officeDocument/2006/relationships" xmlns:m="http://schemas.openxmlformats.org/officeDocument/2006/math" xmlns:v="urn:schemas-microsoft-com:vml" xmlns:wp14="http://schemas.microsoft.com/office/word/2010/wordprocessingDrawing" xmlns:wp="http://schemas.openxmlformats.org/drawingml/2006/wordprocessingDrawing" xmlns:w10="urn:schemas-microsoft-com:office:word" xmlns:w="http://schemas.openxmlformats.org/wordprocessingml/2006/main" xmlns:w14="http://schemas.microsoft.com/office/word/2010/wordml" xmlns:w15="http://schemas.microsoft.com/office/word/2012/wordml" xmlns:w16cex="http://schemas.microsoft.com/office/word/2018/wordml/cex" xmlns:w16cid="http://schemas.microsoft.com/office/word/2016/wordml/cid" xmlns:w16="http://schemas.microsoft.com/office/word/2018/wordml" xmlns:w16du="http://schemas.microsoft.com/office/word/2023/wordml/word16du" xmlns:w16sdtdh="http://schemas.microsoft.com/office/word/2020/wordml/sdtdatahash" xmlns:w16sdtfl="http://schemas.microsoft.com/office/word/2024/wordml/sdtformatlock" xmlns:w16se="http://schemas.microsoft.com/office/word/2015/wordml/symex" xmlns:wpg="http://schemas.microsoft.com/office/word/2010/wordprocessingGroup" xmlns:wpi="http://schemas.microsoft.com/office/word/2010/wordprocessingInk" xmlns:wne="http://schemas.microsoft.com/office/word/2006/wordml" xmlns:wps="http://schemas.microsoft.com/office/word/2010/wordprocessingShape" mc:Ignorable="w14 w15 w16se w16cid w16 w16cex w16sdtdh w16sdtfl w16du wp14">
+<w:footnotes xmlns:wpc="http://schemas.microsoft.com/office/word/2010/wordprocessingCanvas" xmlns:cx="http://schemas.microsoft.com/office/drawing/2014/chartex" xmlns:cx1="http://schemas.microsoft.com/office/drawing/2015/9/8/chartex" xmlns:cx2="http://schemas.microsoft.com/office/drawing/2015/10/21/chartex" xmlns:cx3="http://schemas.microsoft.com/office/drawing/2016/5/9/chartex" xmlns:cx4="http://schemas.microsoft.com/office/drawing/2016/5/10/chartex" xmlns:cx5="http://schemas.microsoft.com/office/drawing/2016/5/11/chartex" xmlns:cx6="http://schemas.microsoft.com/office/drawing/2016/5/12/chartex" xmlns:cx7="http://schemas.microsoft.com/office/drawing/2016/5/13/chartex" xmlns:cx8="http://schemas.microsoft.com/office/drawing/2016/5/14/chartex" xmlns:mc="http://schemas.openxmlformats.org/markup-compatibility/2006" xmlns:aink="http://schemas.microsoft.com/office/drawing/2016/ink" xmlns:am3d="http://schemas.microsoft.com/office/drawing/2017/model3d" xmlns:o="urn:schemas-microsoft-com:office:office" xmlns:oel="http://schemas.microsoft.com/office/2019/extlst" xmlns:r="http://schemas.openxmlformats.org/officeDocument/2006/relationships" xmlns:m="http://schemas.openxmlformats.org/officeDocument/2006/math" xmlns:v="urn:schemas-microsoft-com:vml" xmlns:wp14="http://schemas.microsoft.com/office/word/2010/wordprocessingDrawing" xmlns:wp="http://schemas.openxmlformats.org/drawingml/2006/wordprocessingDrawing" xmlns:w10="urn:schemas-microsoft-com:office:word" xmlns:w="http://schemas.openxmlformats.org/wordprocessingml/2006/main" xmlns:w14="http://schemas.microsoft.com/office/word/2010/wordml" xmlns:w15="http://schemas.microsoft.com/office/word/2012/wordml" xmlns:w16cex="http://schemas.microsoft.com/office/word/2018/wordml/cex" xmlns:w16cid="http://schemas.microsoft.com/office/word/2016/wordml/cid" xmlns:w16="http://schemas.microsoft.com/office/word/2018/wordml" xmlns:w16sdtdh="http://schemas.microsoft.com/office/word/2020/wordml/sdtdatahash" xmlns:w16se="http://schemas.microsoft.com/office/word/2015/wordml/symex" xmlns:wpg="http://schemas.microsoft.com/office/word/2010/wordprocessingGroup" xmlns:wpi="http://schemas.microsoft.com/office/word/2010/wordprocessingInk" xmlns:wne="http://schemas.microsoft.com/office/word/2006/wordml" xmlns:wps="http://schemas.microsoft.com/office/word/2010/wordprocessingShape" mc:Ignorable="w14 w15 w16se w16cid w16 w16cex w16sdtdh wp14">
   <w:footnote w:type="separator" w:id="-1">
     <w:p>
       <w:pPr>
@@ -1705,7 +1941,7 @@
 </file>
 
 <file path=word/header1.xml><?xml version="1.0" encoding="utf-8"?>
-<w:hdr xmlns:wpc="http://schemas.microsoft.com/office/word/2010/wordprocessingCanvas" xmlns:cx="http://schemas.microsoft.com/office/drawing/2014/chartex" xmlns:cx1="http://schemas.microsoft.com/office/drawing/2015/9/8/chartex" xmlns:cx2="http://schemas.microsoft.com/office/drawing/2015/10/21/chartex" xmlns:cx3="http://schemas.microsoft.com/office/drawing/2016/5/9/chartex" xmlns:cx4="http://schemas.microsoft.com/office/drawing/2016/5/10/chartex" xmlns:cx5="http://schemas.microsoft.com/office/drawing/2016/5/11/chartex" xmlns:cx6="http://schemas.microsoft.com/office/drawing/2016/5/12/chartex" xmlns:cx7="http://schemas.microsoft.com/office/drawing/2016/5/13/chartex" xmlns:cx8="http://schemas.microsoft.com/office/drawing/2016/5/14/chartex" xmlns:mc="http://schemas.openxmlformats.org/markup-compatibility/2006" xmlns:aink="http://schemas.microsoft.com/office/drawing/2016/ink" xmlns:am3d="http://schemas.microsoft.com/office/drawing/2017/model3d" xmlns:o="urn:schemas-microsoft-com:office:office" xmlns:oel="http://schemas.microsoft.com/office/2019/extlst" xmlns:r="http://schemas.openxmlformats.org/officeDocument/2006/relationships" xmlns:m="http://schemas.openxmlformats.org/officeDocument/2006/math" xmlns:v="urn:schemas-microsoft-com:vml" xmlns:wp14="http://schemas.microsoft.com/office/word/2010/wordprocessingDrawing" xmlns:wp="http://schemas.openxmlformats.org/drawingml/2006/wordprocessingDrawing" xmlns:w10="urn:schemas-microsoft-com:office:word" xmlns:w="http://schemas.openxmlformats.org/wordprocessingml/2006/main" xmlns:w14="http://schemas.microsoft.com/office/word/2010/wordml" xmlns:w15="http://schemas.microsoft.com/office/word/2012/wordml" xmlns:w16cex="http://schemas.microsoft.com/office/word/2018/wordml/cex" xmlns:w16cid="http://schemas.microsoft.com/office/word/2016/wordml/cid" xmlns:w16="http://schemas.microsoft.com/office/word/2018/wordml" xmlns:w16du="http://schemas.microsoft.com/office/word/2023/wordml/word16du" xmlns:w16sdtdh="http://schemas.microsoft.com/office/word/2020/wordml/sdtdatahash" xmlns:w16sdtfl="http://schemas.microsoft.com/office/word/2024/wordml/sdtformatlock" xmlns:w16se="http://schemas.microsoft.com/office/word/2015/wordml/symex" xmlns:wpg="http://schemas.microsoft.com/office/word/2010/wordprocessingGroup" xmlns:wpi="http://schemas.microsoft.com/office/word/2010/wordprocessingInk" xmlns:wne="http://schemas.microsoft.com/office/word/2006/wordml" xmlns:wps="http://schemas.microsoft.com/office/word/2010/wordprocessingShape" mc:Ignorable="w14 w15 w16se w16cid w16 w16cex w16sdtdh w16sdtfl w16du wp14">
+<w:hdr xmlns:wpc="http://schemas.microsoft.com/office/word/2010/wordprocessingCanvas" xmlns:cx="http://schemas.microsoft.com/office/drawing/2014/chartex" xmlns:cx1="http://schemas.microsoft.com/office/drawing/2015/9/8/chartex" xmlns:cx2="http://schemas.microsoft.com/office/drawing/2015/10/21/chartex" xmlns:cx3="http://schemas.microsoft.com/office/drawing/2016/5/9/chartex" xmlns:cx4="http://schemas.microsoft.com/office/drawing/2016/5/10/chartex" xmlns:cx5="http://schemas.microsoft.com/office/drawing/2016/5/11/chartex" xmlns:cx6="http://schemas.microsoft.com/office/drawing/2016/5/12/chartex" xmlns:cx7="http://schemas.microsoft.com/office/drawing/2016/5/13/chartex" xmlns:cx8="http://schemas.microsoft.com/office/drawing/2016/5/14/chartex" xmlns:mc="http://schemas.openxmlformats.org/markup-compatibility/2006" xmlns:aink="http://schemas.microsoft.com/office/drawing/2016/ink" xmlns:am3d="http://schemas.microsoft.com/office/drawing/2017/model3d" xmlns:o="urn:schemas-microsoft-com:office:office" xmlns:oel="http://schemas.microsoft.com/office/2019/extlst" xmlns:r="http://schemas.openxmlformats.org/officeDocument/2006/relationships" xmlns:m="http://schemas.openxmlformats.org/officeDocument/2006/math" xmlns:v="urn:schemas-microsoft-com:vml" xmlns:wp14="http://schemas.microsoft.com/office/word/2010/wordprocessingDrawing" xmlns:wp="http://schemas.openxmlformats.org/drawingml/2006/wordprocessingDrawing" xmlns:w10="urn:schemas-microsoft-com:office:word" xmlns:w="http://schemas.openxmlformats.org/wordprocessingml/2006/main" xmlns:w14="http://schemas.microsoft.com/office/word/2010/wordml" xmlns:w15="http://schemas.microsoft.com/office/word/2012/wordml" xmlns:w16cex="http://schemas.microsoft.com/office/word/2018/wordml/cex" xmlns:w16cid="http://schemas.microsoft.com/office/word/2016/wordml/cid" xmlns:w16="http://schemas.microsoft.com/office/word/2018/wordml" xmlns:w16sdtdh="http://schemas.microsoft.com/office/word/2020/wordml/sdtdatahash" xmlns:w16se="http://schemas.microsoft.com/office/word/2015/wordml/symex" xmlns:wpg="http://schemas.microsoft.com/office/word/2010/wordprocessingGroup" xmlns:wpi="http://schemas.microsoft.com/office/word/2010/wordprocessingInk" xmlns:wne="http://schemas.microsoft.com/office/word/2006/wordml" xmlns:wps="http://schemas.microsoft.com/office/word/2010/wordprocessingShape" mc:Ignorable="w14 w15 w16se w16cid w16 w16cex w16sdtdh wp14">
   <w:tbl>
     <w:tblPr>
       <w:tblW w:w="5000" w:type="pct"/>
@@ -1916,7 +2152,7 @@
 </file>
 
 <file path=word/numbering.xml><?xml version="1.0" encoding="utf-8"?>
-<w:numbering xmlns:wpc="http://schemas.microsoft.com/office/word/2010/wordprocessingCanvas" xmlns:cx="http://schemas.microsoft.com/office/drawing/2014/chartex" xmlns:cx1="http://schemas.microsoft.com/office/drawing/2015/9/8/chartex" xmlns:cx2="http://schemas.microsoft.com/office/drawing/2015/10/21/chartex" xmlns:cx3="http://schemas.microsoft.com/office/drawing/2016/5/9/chartex" xmlns:cx4="http://schemas.microsoft.com/office/drawing/2016/5/10/chartex" xmlns:cx5="http://schemas.microsoft.com/office/drawing/2016/5/11/chartex" xmlns:cx6="http://schemas.microsoft.com/office/drawing/2016/5/12/chartex" xmlns:cx7="http://schemas.microsoft.com/office/drawing/2016/5/13/chartex" xmlns:cx8="http://schemas.microsoft.com/office/drawing/2016/5/14/chartex" xmlns:mc="http://schemas.openxmlformats.org/markup-compatibility/2006" xmlns:aink="http://schemas.microsoft.com/office/drawing/2016/ink" xmlns:am3d="http://schemas.microsoft.com/office/drawing/2017/model3d" xmlns:o="urn:schemas-microsoft-com:office:office" xmlns:oel="http://schemas.microsoft.com/office/2019/extlst" xmlns:r="http://schemas.openxmlformats.org/officeDocument/2006/relationships" xmlns:m="http://schemas.openxmlformats.org/officeDocument/2006/math" xmlns:v="urn:schemas-microsoft-com:vml" xmlns:wp14="http://schemas.microsoft.com/office/word/2010/wordprocessingDrawing" xmlns:wp="http://schemas.openxmlformats.org/drawingml/2006/wordprocessingDrawing" xmlns:w10="urn:schemas-microsoft-com:office:word" xmlns:w="http://schemas.openxmlformats.org/wordprocessingml/2006/main" xmlns:w14="http://schemas.microsoft.com/office/word/2010/wordml" xmlns:w15="http://schemas.microsoft.com/office/word/2012/wordml" xmlns:w16cex="http://schemas.microsoft.com/office/word/2018/wordml/cex" xmlns:w16cid="http://schemas.microsoft.com/office/word/2016/wordml/cid" xmlns:w16="http://schemas.microsoft.com/office/word/2018/wordml" xmlns:w16du="http://schemas.microsoft.com/office/word/2023/wordml/word16du" xmlns:w16sdtdh="http://schemas.microsoft.com/office/word/2020/wordml/sdtdatahash" xmlns:w16sdtfl="http://schemas.microsoft.com/office/word/2024/wordml/sdtformatlock" xmlns:w16se="http://schemas.microsoft.com/office/word/2015/wordml/symex" xmlns:wpg="http://schemas.microsoft.com/office/word/2010/wordprocessingGroup" xmlns:wpi="http://schemas.microsoft.com/office/word/2010/wordprocessingInk" xmlns:wne="http://schemas.microsoft.com/office/word/2006/wordml" xmlns:wps="http://schemas.microsoft.com/office/word/2010/wordprocessingShape" mc:Ignorable="w14 w15 w16se w16cid w16 w16cex w16sdtdh w16sdtfl w16du wp14">
+<w:numbering xmlns:wpc="http://schemas.microsoft.com/office/word/2010/wordprocessingCanvas" xmlns:cx="http://schemas.microsoft.com/office/drawing/2014/chartex" xmlns:cx1="http://schemas.microsoft.com/office/drawing/2015/9/8/chartex" xmlns:cx2="http://schemas.microsoft.com/office/drawing/2015/10/21/chartex" xmlns:cx3="http://schemas.microsoft.com/office/drawing/2016/5/9/chartex" xmlns:cx4="http://schemas.microsoft.com/office/drawing/2016/5/10/chartex" xmlns:cx5="http://schemas.microsoft.com/office/drawing/2016/5/11/chartex" xmlns:cx6="http://schemas.microsoft.com/office/drawing/2016/5/12/chartex" xmlns:cx7="http://schemas.microsoft.com/office/drawing/2016/5/13/chartex" xmlns:cx8="http://schemas.microsoft.com/office/drawing/2016/5/14/chartex" xmlns:mc="http://schemas.openxmlformats.org/markup-compatibility/2006" xmlns:aink="http://schemas.microsoft.com/office/drawing/2016/ink" xmlns:am3d="http://schemas.microsoft.com/office/drawing/2017/model3d" xmlns:o="urn:schemas-microsoft-com:office:office" xmlns:oel="http://schemas.microsoft.com/office/2019/extlst" xmlns:r="http://schemas.openxmlformats.org/officeDocument/2006/relationships" xmlns:m="http://schemas.openxmlformats.org/officeDocument/2006/math" xmlns:v="urn:schemas-microsoft-com:vml" xmlns:wp14="http://schemas.microsoft.com/office/word/2010/wordprocessingDrawing" xmlns:wp="http://schemas.openxmlformats.org/drawingml/2006/wordprocessingDrawing" xmlns:w10="urn:schemas-microsoft-com:office:word" xmlns:w="http://schemas.openxmlformats.org/wordprocessingml/2006/main" xmlns:w14="http://schemas.microsoft.com/office/word/2010/wordml" xmlns:w15="http://schemas.microsoft.com/office/word/2012/wordml" xmlns:w16cex="http://schemas.microsoft.com/office/word/2018/wordml/cex" xmlns:w16cid="http://schemas.microsoft.com/office/word/2016/wordml/cid" xmlns:w16="http://schemas.microsoft.com/office/word/2018/wordml" xmlns:w16sdtdh="http://schemas.microsoft.com/office/word/2020/wordml/sdtdatahash" xmlns:w16se="http://schemas.microsoft.com/office/word/2015/wordml/symex" xmlns:wpg="http://schemas.microsoft.com/office/word/2010/wordprocessingGroup" xmlns:wpi="http://schemas.microsoft.com/office/word/2010/wordprocessingInk" xmlns:wne="http://schemas.microsoft.com/office/word/2006/wordml" xmlns:wps="http://schemas.microsoft.com/office/word/2010/wordprocessingShape" mc:Ignorable="w14 w15 w16se w16cid w16 w16cex w16sdtdh wp14">
   <w:abstractNum w:abstractNumId="0" w15:restartNumberingAfterBreak="0">
     <w:nsid w:val="14CB6FD3"/>
     <w:multiLevelType w:val="hybridMultilevel"/>
@@ -2571,7 +2807,7 @@
 </file>
 
 <file path=word/styles.xml><?xml version="1.0" encoding="utf-8"?>
-<w:styles xmlns:mc="http://schemas.openxmlformats.org/markup-compatibility/2006" xmlns:r="http://schemas.openxmlformats.org/officeDocument/2006/relationships" xmlns:w="http://schemas.openxmlformats.org/wordprocessingml/2006/main" xmlns:w14="http://schemas.microsoft.com/office/word/2010/wordml" xmlns:w15="http://schemas.microsoft.com/office/word/2012/wordml" xmlns:w16cex="http://schemas.microsoft.com/office/word/2018/wordml/cex" xmlns:w16cid="http://schemas.microsoft.com/office/word/2016/wordml/cid" xmlns:w16="http://schemas.microsoft.com/office/word/2018/wordml" xmlns:w16du="http://schemas.microsoft.com/office/word/2023/wordml/word16du" xmlns:w16sdtdh="http://schemas.microsoft.com/office/word/2020/wordml/sdtdatahash" xmlns:w16sdtfl="http://schemas.microsoft.com/office/word/2024/wordml/sdtformatlock" xmlns:w16se="http://schemas.microsoft.com/office/word/2015/wordml/symex" mc:Ignorable="w14 w15 w16se w16cid w16 w16cex w16sdtdh w16sdtfl w16du">
+<w:styles xmlns:mc="http://schemas.openxmlformats.org/markup-compatibility/2006" xmlns:r="http://schemas.openxmlformats.org/officeDocument/2006/relationships" xmlns:w="http://schemas.openxmlformats.org/wordprocessingml/2006/main" xmlns:w14="http://schemas.microsoft.com/office/word/2010/wordml" xmlns:w15="http://schemas.microsoft.com/office/word/2012/wordml" xmlns:w16cex="http://schemas.microsoft.com/office/word/2018/wordml/cex" xmlns:w16cid="http://schemas.microsoft.com/office/word/2016/wordml/cid" xmlns:w16="http://schemas.microsoft.com/office/word/2018/wordml" xmlns:w16sdtdh="http://schemas.microsoft.com/office/word/2020/wordml/sdtdatahash" xmlns:w16se="http://schemas.microsoft.com/office/word/2015/wordml/symex" mc:Ignorable="w14 w15 w16se w16cid w16 w16cex w16sdtdh">
   <w:docDefaults>
     <w:rPrDefault>
       <w:rPr>
@@ -3024,7 +3260,6 @@
   <w:style w:type="character" w:default="1" w:styleId="Policepardfaut">
     <w:name w:val="Default Paragraph Font"/>
     <w:uiPriority w:val="1"/>
-    <w:semiHidden/>
     <w:unhideWhenUsed/>
   </w:style>
   <w:style w:type="table" w:default="1" w:styleId="TableauNormal">
@@ -3723,26 +3958,6 @@
 </file>
 
 <file path=customXml/item1.xml><?xml version="1.0" encoding="utf-8"?>
-<?mso-contentType ?>
-<FormTemplates xmlns="http://schemas.microsoft.com/sharepoint/v3/contenttype/forms">
-  <Display>DocumentLibraryForm</Display>
-  <Edit>DocumentLibraryForm</Edit>
-  <New>DocumentLibraryForm</New>
-</FormTemplates>
-</file>
-
-<file path=customXml/item2.xml><?xml version="1.0" encoding="utf-8"?>
-<p:properties xmlns:p="http://schemas.microsoft.com/office/2006/metadata/properties" xmlns:xsi="http://www.w3.org/2001/XMLSchema-instance" xmlns:pc="http://schemas.microsoft.com/office/infopath/2007/PartnerControls">
-  <documentManagement>
-    <lcf76f155ced4ddcb4097134ff3c332f xmlns="99ffe1f3-7857-457f-add0-5bdef636f38d">
-      <Terms xmlns="http://schemas.microsoft.com/office/infopath/2007/PartnerControls"/>
-    </lcf76f155ced4ddcb4097134ff3c332f>
-    <TaxCatchAll xmlns="be0d3259-a7ce-4623-88ec-81594dfcbc1c" xsi:nil="true"/>
-  </documentManagement>
-</p:properties>
-</file>
-
-<file path=customXml/item3.xml><?xml version="1.0" encoding="utf-8"?>
 <ct:contentTypeSchema xmlns:ct="http://schemas.microsoft.com/office/2006/metadata/contentType" xmlns:ma="http://schemas.microsoft.com/office/2006/metadata/properties/metaAttributes" ct:_="" ma:_="" ma:contentTypeName="Document" ma:contentTypeID="0x010100D4F20F00DBE2EE49BE9523363A2DF18B" ma:contentTypeVersion="14" ma:contentTypeDescription="Crée un document." ma:contentTypeScope="" ma:versionID="5aece811311ae3a0f23154dc9084e92c">
   <xsd:schema xmlns:xsd="http://www.w3.org/2001/XMLSchema" xmlns:xs="http://www.w3.org/2001/XMLSchema" xmlns:p="http://schemas.microsoft.com/office/2006/metadata/properties" xmlns:ns2="99ffe1f3-7857-457f-add0-5bdef636f38d" xmlns:ns3="be0d3259-a7ce-4623-88ec-81594dfcbc1c" targetNamespace="http://schemas.microsoft.com/office/2006/metadata/properties" ma:root="true" ma:fieldsID="df3d6b7f2720f122b401ffb13b8f26d7" ns2:_="" ns3:_="">
     <xsd:import namespace="99ffe1f3-7857-457f-add0-5bdef636f38d"/>
@@ -3971,10 +4186,41 @@
 </ct:contentTypeSchema>
 </file>
 
+<file path=customXml/item2.xml><?xml version="1.0" encoding="utf-8"?>
+<p:properties xmlns:p="http://schemas.microsoft.com/office/2006/metadata/properties" xmlns:xsi="http://www.w3.org/2001/XMLSchema-instance" xmlns:pc="http://schemas.microsoft.com/office/infopath/2007/PartnerControls">
+  <documentManagement>
+    <lcf76f155ced4ddcb4097134ff3c332f xmlns="99ffe1f3-7857-457f-add0-5bdef636f38d">
+      <Terms xmlns="http://schemas.microsoft.com/office/infopath/2007/PartnerControls"/>
+    </lcf76f155ced4ddcb4097134ff3c332f>
+    <TaxCatchAll xmlns="be0d3259-a7ce-4623-88ec-81594dfcbc1c" xsi:nil="true"/>
+  </documentManagement>
+</p:properties>
+</file>
+
+<file path=customXml/item3.xml><?xml version="1.0" encoding="utf-8"?>
+<?mso-contentType ?>
+<FormTemplates xmlns="http://schemas.microsoft.com/sharepoint/v3/contenttype/forms">
+  <Display>DocumentLibraryForm</Display>
+  <Edit>DocumentLibraryForm</Edit>
+  <New>DocumentLibraryForm</New>
+</FormTemplates>
+</file>
+
 <file path=customXml/itemProps1.xml><?xml version="1.0" encoding="utf-8"?>
-<ds:datastoreItem xmlns:ds="http://schemas.openxmlformats.org/officeDocument/2006/customXml" ds:itemID="{17DE6C1C-B723-4EE3-A401-76D6EAE8EFCC}">
+<ds:datastoreItem xmlns:ds="http://schemas.openxmlformats.org/officeDocument/2006/customXml" ds:itemID="{6B7C1638-5D2B-4939-95C9-168DA954AF16}">
   <ds:schemaRefs>
-    <ds:schemaRef ds:uri="http://schemas.microsoft.com/sharepoint/v3/contenttype/forms"/>
+    <ds:schemaRef ds:uri="http://schemas.microsoft.com/office/2006/metadata/contentType"/>
+    <ds:schemaRef ds:uri="http://schemas.microsoft.com/office/2006/metadata/properties/metaAttributes"/>
+    <ds:schemaRef ds:uri="http://www.w3.org/2001/XMLSchema"/>
+    <ds:schemaRef ds:uri="http://schemas.microsoft.com/office/2006/metadata/properties"/>
+    <ds:schemaRef ds:uri="99ffe1f3-7857-457f-add0-5bdef636f38d"/>
+    <ds:schemaRef ds:uri="be0d3259-a7ce-4623-88ec-81594dfcbc1c"/>
+    <ds:schemaRef ds:uri="http://schemas.microsoft.com/office/2006/documentManagement/types"/>
+    <ds:schemaRef ds:uri="http://schemas.microsoft.com/office/infopath/2007/PartnerControls"/>
+    <ds:schemaRef ds:uri="http://schemas.openxmlformats.org/package/2006/metadata/core-properties"/>
+    <ds:schemaRef ds:uri="http://purl.org/dc/elements/1.1/"/>
+    <ds:schemaRef ds:uri="http://purl.org/dc/terms/"/>
+    <ds:schemaRef ds:uri="http://schemas.microsoft.com/internal/obd"/>
   </ds:schemaRefs>
 </ds:datastoreItem>
 </file>
@@ -3991,20 +4237,9 @@
 </file>
 
 <file path=customXml/itemProps3.xml><?xml version="1.0" encoding="utf-8"?>
-<ds:datastoreItem xmlns:ds="http://schemas.openxmlformats.org/officeDocument/2006/customXml" ds:itemID="{6B7C1638-5D2B-4939-95C9-168DA954AF16}">
+<ds:datastoreItem xmlns:ds="http://schemas.openxmlformats.org/officeDocument/2006/customXml" ds:itemID="{17DE6C1C-B723-4EE3-A401-76D6EAE8EFCC}">
   <ds:schemaRefs>
-    <ds:schemaRef ds:uri="http://schemas.microsoft.com/office/2006/metadata/contentType"/>
-    <ds:schemaRef ds:uri="http://schemas.microsoft.com/office/2006/metadata/properties/metaAttributes"/>
-    <ds:schemaRef ds:uri="http://www.w3.org/2001/XMLSchema"/>
-    <ds:schemaRef ds:uri="http://schemas.microsoft.com/office/2006/metadata/properties"/>
-    <ds:schemaRef ds:uri="99ffe1f3-7857-457f-add0-5bdef636f38d"/>
-    <ds:schemaRef ds:uri="be0d3259-a7ce-4623-88ec-81594dfcbc1c"/>
-    <ds:schemaRef ds:uri="http://schemas.microsoft.com/office/2006/documentManagement/types"/>
-    <ds:schemaRef ds:uri="http://schemas.microsoft.com/office/infopath/2007/PartnerControls"/>
-    <ds:schemaRef ds:uri="http://schemas.openxmlformats.org/package/2006/metadata/core-properties"/>
-    <ds:schemaRef ds:uri="http://purl.org/dc/elements/1.1/"/>
-    <ds:schemaRef ds:uri="http://purl.org/dc/terms/"/>
-    <ds:schemaRef ds:uri="http://schemas.microsoft.com/internal/obd"/>
+    <ds:schemaRef ds:uri="http://schemas.microsoft.com/sharepoint/v3/contenttype/forms"/>
   </ds:schemaRefs>
 </ds:datastoreItem>
 </file>